--- a/t-sesi-fasikul.docx
+++ b/t-sesi-fasikul.docx
@@ -22,7 +22,7 @@
                     <pic:cNvPicPr/>
                   </pic:nvPicPr>
                   <pic:blipFill>
-                    <a:blip r:embed="rId9"/>
+                    <a:blip r:embed="rIdP1"/>
                     <a:stretch>
                       <a:fillRect/>
                     </a:stretch>
@@ -62,7 +62,7 @@
                     <pic:cNvPicPr/>
                   </pic:nvPicPr>
                   <pic:blipFill>
-                    <a:blip r:embed="rId10"/>
+                    <a:blip r:embed="rIdP2"/>
                     <a:stretch>
                       <a:fillRect/>
                     </a:stretch>
@@ -102,7 +102,7 @@
                     <pic:cNvPicPr/>
                   </pic:nvPicPr>
                   <pic:blipFill>
-                    <a:blip r:embed="rId11"/>
+                    <a:blip r:embed="rIdP3"/>
                     <a:stretch>
                       <a:fillRect/>
                     </a:stretch>
@@ -142,7 +142,7 @@
                     <pic:cNvPicPr/>
                   </pic:nvPicPr>
                   <pic:blipFill>
-                    <a:blip r:embed="rId12"/>
+                    <a:blip r:embed="rIdP4"/>
                     <a:stretch>
                       <a:fillRect/>
                     </a:stretch>
@@ -182,7 +182,7 @@
                     <pic:cNvPicPr/>
                   </pic:nvPicPr>
                   <pic:blipFill>
-                    <a:blip r:embed="rId13"/>
+                    <a:blip r:embed="rIdP5"/>
                     <a:stretch>
                       <a:fillRect/>
                     </a:stretch>
@@ -222,7 +222,7 @@
                     <pic:cNvPicPr/>
                   </pic:nvPicPr>
                   <pic:blipFill>
-                    <a:blip r:embed="rId14"/>
+                    <a:blip r:embed="rIdP6"/>
                     <a:stretch>
                       <a:fillRect/>
                     </a:stretch>
@@ -262,7 +262,7 @@
                     <pic:cNvPicPr/>
                   </pic:nvPicPr>
                   <pic:blipFill>
-                    <a:blip r:embed="rId15"/>
+                    <a:blip r:embed="rIdP7"/>
                     <a:stretch>
                       <a:fillRect/>
                     </a:stretch>
@@ -302,7 +302,7 @@
                     <pic:cNvPicPr/>
                   </pic:nvPicPr>
                   <pic:blipFill>
-                    <a:blip r:embed="rId16"/>
+                    <a:blip r:embed="rIdP8"/>
                     <a:stretch>
                       <a:fillRect/>
                     </a:stretch>
@@ -342,7 +342,7 @@
                     <pic:cNvPicPr/>
                   </pic:nvPicPr>
                   <pic:blipFill>
-                    <a:blip r:embed="rId17"/>
+                    <a:blip r:embed="rIdP9"/>
                     <a:stretch>
                       <a:fillRect/>
                     </a:stretch>
@@ -382,7 +382,7 @@
                     <pic:cNvPicPr/>
                   </pic:nvPicPr>
                   <pic:blipFill>
-                    <a:blip r:embed="rId18"/>
+                    <a:blip r:embed="rIdP10"/>
                     <a:stretch>
                       <a:fillRect/>
                     </a:stretch>
@@ -422,7 +422,7 @@
                     <pic:cNvPicPr/>
                   </pic:nvPicPr>
                   <pic:blipFill>
-                    <a:blip r:embed="rId19"/>
+                    <a:blip r:embed="rIdP11"/>
                     <a:stretch>
                       <a:fillRect/>
                     </a:stretch>
@@ -462,7 +462,7 @@
                     <pic:cNvPicPr/>
                   </pic:nvPicPr>
                   <pic:blipFill>
-                    <a:blip r:embed="rId20"/>
+                    <a:blip r:embed="rIdP12"/>
                     <a:stretch>
                       <a:fillRect/>
                     </a:stretch>
@@ -502,7 +502,7 @@
                     <pic:cNvPicPr/>
                   </pic:nvPicPr>
                   <pic:blipFill>
-                    <a:blip r:embed="rId21"/>
+                    <a:blip r:embed="rIdP13"/>
                     <a:stretch>
                       <a:fillRect/>
                     </a:stretch>
@@ -542,7 +542,7 @@
                     <pic:cNvPicPr/>
                   </pic:nvPicPr>
                   <pic:blipFill>
-                    <a:blip r:embed="rId22"/>
+                    <a:blip r:embed="rIdP14"/>
                     <a:stretch>
                       <a:fillRect/>
                     </a:stretch>
@@ -582,7 +582,7 @@
                     <pic:cNvPicPr/>
                   </pic:nvPicPr>
                   <pic:blipFill>
-                    <a:blip r:embed="rId23"/>
+                    <a:blip r:embed="rIdP15"/>
                     <a:stretch>
                       <a:fillRect/>
                     </a:stretch>
@@ -622,7 +622,7 @@
                     <pic:cNvPicPr/>
                   </pic:nvPicPr>
                   <pic:blipFill>
-                    <a:blip r:embed="rId24"/>
+                    <a:blip r:embed="rIdP16"/>
                     <a:stretch>
                       <a:fillRect/>
                     </a:stretch>
@@ -662,7 +662,7 @@
                     <pic:cNvPicPr/>
                   </pic:nvPicPr>
                   <pic:blipFill>
-                    <a:blip r:embed="rId25"/>
+                    <a:blip r:embed="rIdP17"/>
                     <a:stretch>
                       <a:fillRect/>
                     </a:stretch>
@@ -702,7 +702,7 @@
                     <pic:cNvPicPr/>
                   </pic:nvPicPr>
                   <pic:blipFill>
-                    <a:blip r:embed="rId26"/>
+                    <a:blip r:embed="rIdP18"/>
                     <a:stretch>
                       <a:fillRect/>
                     </a:stretch>
@@ -742,7 +742,87 @@
                     <pic:cNvPicPr/>
                   </pic:nvPicPr>
                   <pic:blipFill>
-                    <a:blip r:embed="rId27"/>
+                    <a:blip r:embed="rIdP19"/>
+                    <a:stretch>
+                      <a:fillRect/>
+                    </a:stretch>
+                  </pic:blipFill>
+                  <pic:spPr>
+                    <a:xfrm>
+                      <a:off x="0" y="0"/>
+                      <a:ext cx="7524000" cy="10620000"/>
+                    </a:xfrm>
+                    <a:prstGeom prst="rect"/>
+                  </pic:spPr>
+                </pic:pic>
+              </a:graphicData>
+            </a:graphic>
+          </wp:inline>
+        </w:drawing>
+      </w:r>
+    </w:p>
+    <w:p>
+      <w:pPr>
+        <w:pageBreakBefore/>
+        <w:spacing w:before="0" w:after="0" w:line="240" w:lineRule="auto"/>
+      </w:pPr>
+      <w:r>
+        <w:drawing>
+          <wp:inline xmlns:a="http://schemas.openxmlformats.org/drawingml/2006/main" xmlns:pic="http://schemas.openxmlformats.org/drawingml/2006/picture">
+            <wp:extent cx="7524000" cy="10620000"/>
+            <wp:docPr id="20" name="Picture 20"/>
+            <wp:cNvGraphicFramePr>
+              <a:graphicFrameLocks noChangeAspect="1"/>
+            </wp:cNvGraphicFramePr>
+            <a:graphic>
+              <a:graphicData uri="http://schemas.openxmlformats.org/drawingml/2006/picture">
+                <pic:pic>
+                  <pic:nvPicPr>
+                    <pic:cNvPr id="0" name="p-20.jpg"/>
+                    <pic:cNvPicPr/>
+                  </pic:nvPicPr>
+                  <pic:blipFill>
+                    <a:blip r:embed="rIdP20"/>
+                    <a:stretch>
+                      <a:fillRect/>
+                    </a:stretch>
+                  </pic:blipFill>
+                  <pic:spPr>
+                    <a:xfrm>
+                      <a:off x="0" y="0"/>
+                      <a:ext cx="7524000" cy="10620000"/>
+                    </a:xfrm>
+                    <a:prstGeom prst="rect"/>
+                  </pic:spPr>
+                </pic:pic>
+              </a:graphicData>
+            </a:graphic>
+          </wp:inline>
+        </w:drawing>
+      </w:r>
+    </w:p>
+    <w:p>
+      <w:pPr>
+        <w:pageBreakBefore/>
+        <w:spacing w:before="0" w:after="0" w:line="240" w:lineRule="auto"/>
+      </w:pPr>
+      <w:r>
+        <w:drawing>
+          <wp:inline xmlns:a="http://schemas.openxmlformats.org/drawingml/2006/main" xmlns:pic="http://schemas.openxmlformats.org/drawingml/2006/picture">
+            <wp:extent cx="7524000" cy="10620000"/>
+            <wp:docPr id="21" name="Picture 21"/>
+            <wp:cNvGraphicFramePr>
+              <a:graphicFrameLocks noChangeAspect="1"/>
+            </wp:cNvGraphicFramePr>
+            <a:graphic>
+              <a:graphicData uri="http://schemas.openxmlformats.org/drawingml/2006/picture">
+                <pic:pic>
+                  <pic:nvPicPr>
+                    <pic:cNvPr id="0" name="p-21.jpg"/>
+                    <pic:cNvPicPr/>
+                  </pic:nvPicPr>
+                  <pic:blipFill>
+                    <a:blip r:embed="rIdP21"/>
                     <a:stretch>
                       <a:fillRect/>
                     </a:stretch>
